--- a/weather_templates/important_weather/template.docx
+++ b/weather_templates/important_weather/template.docx
@@ -123,7 +123,7 @@
           <w:sz w:val="28"/>
           <w:szCs w:val="28"/>
         </w:rPr>
-        <w:t xml:space="preserve">区气象台            </w:t>
+        <w:t xml:space="preserve">气象台            </w:t>
       </w:r>
       <w:r>
         <w:rPr>
